--- a/report/Manual Überarbeitung.docx
+++ b/report/Manual Überarbeitung.docx
@@ -16,6 +16,14 @@
       </w:r>
       <w:r>
         <w:br/>
+        <w:t>-4. Referenzfahrt Funktion über knopf ?</w:t>
+      </w:r>
+      <w:r>
+        <w:br/>
+        <w:t>-5. Punkt 10.?</w:t>
+      </w:r>
+      <w:r>
+        <w:br/>
         <w:t>- Referenzfahrt noch Möglich ?   (Functions.tex)</w:t>
       </w:r>
       <w:r>
@@ -29,6 +37,10 @@
       <w:r>
         <w:br/>
         <w:t>-Spezifikationen ausfüllen</w:t>
+      </w:r>
+      <w:r>
+        <w:br/>
+        <w:t>-3. Tikz Aktualisieren</w:t>
       </w:r>
       <w:r>
         <w:br/>

--- a/report/Manual Überarbeitung.docx
+++ b/report/Manual Überarbeitung.docx
@@ -4,10 +4,18 @@
   <w:body>
     <w:p>
       <w:r>
+        <w:rPr>
+          <w:rStyle w:val="berschrift1Zchn"/>
+        </w:rPr>
         <w:t>Manual</w:t>
       </w:r>
       <w:r>
+        <w:rPr>
+          <w:rStyle w:val="berschrift1Zchn"/>
+        </w:rPr>
         <w:br/>
+      </w:r>
+      <w:r>
         <w:t xml:space="preserve">-Bilder der Teile Fehlen </w:t>
       </w:r>
       <w:r>
@@ -16,7 +24,15 @@
       </w:r>
       <w:r>
         <w:br/>
-        <w:t>-4. Referenzfahrt Funktion über knopf ?</w:t>
+        <w:t xml:space="preserve">-4. Referenzfahrt Funktion über </w:t>
+      </w:r>
+      <w:proofErr w:type="spellStart"/>
+      <w:r>
+        <w:t>knopf</w:t>
+      </w:r>
+      <w:proofErr w:type="spellEnd"/>
+      <w:r>
+        <w:t xml:space="preserve"> ?</w:t>
       </w:r>
       <w:r>
         <w:br/>
@@ -24,11 +40,35 @@
       </w:r>
       <w:r>
         <w:br/>
-        <w:t>- Referenzfahrt noch Möglich ?   (Functions.tex)</w:t>
+        <w:t xml:space="preserve">- Referenzfahrt noch </w:t>
+      </w:r>
+      <w:proofErr w:type="spellStart"/>
+      <w:r>
+        <w:t>Möglich</w:t>
+      </w:r>
+      <w:proofErr w:type="spellEnd"/>
+      <w:r>
+        <w:t xml:space="preserve"> ?   (</w:t>
+      </w:r>
+      <w:proofErr w:type="spellStart"/>
+      <w:r>
+        <w:t>Functions.tex</w:t>
+      </w:r>
+      <w:proofErr w:type="spellEnd"/>
+      <w:r>
+        <w:t>)</w:t>
       </w:r>
       <w:r>
         <w:br/>
-        <w:t>-Bedienung neu schreiben!  (Usage)</w:t>
+        <w:t>-Bedienung neu schreiben!  (</w:t>
+      </w:r>
+      <w:proofErr w:type="spellStart"/>
+      <w:r>
+        <w:t>Usage</w:t>
+      </w:r>
+      <w:proofErr w:type="spellEnd"/>
+      <w:r>
+        <w:t>)</w:t>
       </w:r>
       <w:r>
         <w:br/>
@@ -40,11 +80,107 @@
       </w:r>
       <w:r>
         <w:br/>
-        <w:t>-3. Tikz Aktualisieren</w:t>
-      </w:r>
+        <w:t xml:space="preserve">-3. </w:t>
+      </w:r>
+      <w:proofErr w:type="spellStart"/>
+      <w:r>
+        <w:t>Tikz</w:t>
+      </w:r>
+      <w:proofErr w:type="spellEnd"/>
+      <w:r>
+        <w:t xml:space="preserve"> Aktualisieren</w:t>
+      </w:r>
+    </w:p>
+    <w:p>
+      <w:r>
+        <w:t>Heizdraht in Heißdraht</w:t>
+      </w:r>
+    </w:p>
+    <w:p>
+      <w:r>
+        <w:t>1 4 7 8</w:t>
+      </w:r>
+      <w:r>
+        <w:br/>
+      </w:r>
+      <w:proofErr w:type="spellStart"/>
+      <w:r>
+        <w:t>Hotwire</w:t>
+      </w:r>
+      <w:proofErr w:type="spellEnd"/>
+      <w:r>
+        <w:t xml:space="preserve"> in Heißdraht </w:t>
+      </w:r>
+      <w:proofErr w:type="spellStart"/>
+      <w:r>
+        <w:t>schneider</w:t>
+      </w:r>
+      <w:proofErr w:type="spellEnd"/>
+    </w:p>
+    <w:p>
+      <w:r>
+        <w:t>Titelseite</w:t>
+      </w:r>
+    </w:p>
+    <w:p>
+      <w:pPr>
+        <w:pStyle w:val="berschrift1"/>
+      </w:pPr>
       <w:r>
         <w:br/>
         <w:t>Doku</w:t>
+      </w:r>
+    </w:p>
+    <w:p>
+      <w:r>
+        <w:br/>
+      </w:r>
+      <w:proofErr w:type="spellStart"/>
+      <w:r>
+        <w:t>Hotwire</w:t>
+      </w:r>
+      <w:proofErr w:type="spellEnd"/>
+      <w:r>
+        <w:t xml:space="preserve"> in Heißdraht </w:t>
+      </w:r>
+      <w:proofErr w:type="spellStart"/>
+      <w:r>
+        <w:t>schneider</w:t>
+      </w:r>
+      <w:proofErr w:type="spellEnd"/>
+    </w:p>
+    <w:p>
+      <w:r>
+        <w:t>Titelseite</w:t>
+      </w:r>
+    </w:p>
+    <w:p>
+      <w:r>
+        <w:t xml:space="preserve">Kap. 2  2.5  7.1  10.2   10.4  10.9  10.10  Titelbild  </w:t>
+      </w:r>
+    </w:p>
+    <w:p>
+      <w:r>
+        <w:t xml:space="preserve">Heizdraht in Heißdraht </w:t>
+      </w:r>
+    </w:p>
+    <w:p>
+      <w:r>
+        <w:t xml:space="preserve"> </w:t>
+      </w:r>
+      <w:r>
+        <w:t xml:space="preserve">1  2  </w:t>
+      </w:r>
+      <w:r>
+        <w:t xml:space="preserve">10.2 10.4  13.6.1  13.7  13.8  13.9.2 13.9.2  14.1  17.1  17.1  17.1 </w:t>
+      </w:r>
+      <w:proofErr w:type="spellStart"/>
+      <w:r>
+        <w:t>Tikz</w:t>
+      </w:r>
+      <w:proofErr w:type="spellEnd"/>
+      <w:r>
+        <w:t xml:space="preserve">  17.2 17.2 17.2 17.3 17.4 17.5  17.6  17.7 17.8  19     </w:t>
       </w:r>
     </w:p>
     <w:sectPr>
